--- a/docx_resources/Вечірня-Утреня/В,У - Мінея/01-Січень/14-__-віддання_Богоявлення.docx
+++ b/docx_resources/Вечірня-Утреня/В,У - Мінея/01-Січень/14-__-віддання_Богоявлення.docx
@@ -72,6 +72,7 @@
         <w:rPr>
           <w:rFonts w:ascii="Times New Roman" w:hAnsi="Times New Roman" w:cs="Times New Roman"/>
           <w:b/>
+          <w:sz w:val="24"/>
         </w:rPr>
         <w:t>ВЕЧІРНЯ</w:t>
       </w:r>
@@ -1412,6 +1413,7 @@
           <w:b/>
           <w:i/>
           <w:color w:val="FF0000"/>
+          <w:sz w:val="24"/>
           <w:lang w:val="uk-UA"/>
         </w:rPr>
         <w:t>Вечірні молитви</w:t>
@@ -3230,6 +3232,7 @@
           <w:b/>
           <w:i/>
           <w:color w:val="FF0000"/>
+          <w:sz w:val="24"/>
           <w:lang w:val="uk-UA"/>
         </w:rPr>
         <w:t>Стихири</w:t>
@@ -3920,6 +3923,7 @@
           <w:b/>
           <w:i/>
           <w:color w:val="FF0000"/>
+          <w:sz w:val="24"/>
           <w:lang w:val="uk-UA"/>
         </w:rPr>
         <w:t>Прокімен</w:t>
@@ -4046,6 +4050,7 @@
           <w:b/>
           <w:i/>
           <w:color w:val="FF0000"/>
+          <w:sz w:val="24"/>
           <w:lang w:val="uk-UA"/>
         </w:rPr>
         <w:t>Сподоби, Господи</w:t>
@@ -4292,6 +4297,7 @@
           <w:b/>
           <w:i/>
           <w:color w:val="FF0000"/>
+          <w:sz w:val="24"/>
           <w:lang w:val="uk-UA"/>
         </w:rPr>
         <w:t>Прохальна єктенія</w:t>
@@ -5507,6 +5513,7 @@
           <w:b/>
           <w:i/>
           <w:color w:val="FF0000"/>
+          <w:sz w:val="24"/>
           <w:lang w:val="uk-UA"/>
         </w:rPr>
         <w:t>Пісня Симеона</w:t>
@@ -5870,6 +5877,7 @@
           <w:b/>
           <w:i/>
           <w:color w:val="FF0000"/>
+          <w:sz w:val="24"/>
           <w:lang w:val="uk-UA"/>
         </w:rPr>
         <w:t>Тропарі</w:t>
@@ -5959,6 +5967,7 @@
           <w:b/>
           <w:i/>
           <w:color w:val="FF0000"/>
+          <w:sz w:val="24"/>
           <w:lang w:val="uk-UA"/>
         </w:rPr>
         <w:t>Єктенія усильного благання</w:t>
@@ -6806,6 +6815,7 @@
           <w:b/>
           <w:i/>
           <w:color w:val="FF0000"/>
+          <w:sz w:val="24"/>
           <w:lang w:val="uk-UA"/>
         </w:rPr>
         <w:t>Після Вечірні</w:t>
@@ -6916,6 +6926,7 @@
         <w:rPr>
           <w:rFonts w:ascii="Times New Roman" w:hAnsi="Times New Roman" w:cs="Times New Roman"/>
           <w:b/>
+          <w:sz w:val="24"/>
         </w:rPr>
         <w:t>УТРЕНЯ</w:t>
       </w:r>
@@ -9542,6 +9553,7 @@
           <w:b/>
           <w:i/>
           <w:color w:val="FF0000"/>
+          <w:sz w:val="24"/>
           <w:lang w:val="uk-UA"/>
         </w:rPr>
         <w:t>Утренні молитви</w:t>
@@ -10860,6 +10872,7 @@
           <w:b/>
           <w:i/>
           <w:color w:val="FF0000"/>
+          <w:sz w:val="24"/>
           <w:lang w:val="uk-UA"/>
         </w:rPr>
         <w:t>Бог Господь...</w:t>
@@ -10869,6 +10882,7 @@
           <w:rFonts w:ascii="Times New Roman" w:hAnsi="Times New Roman"/>
           <w:i/>
           <w:color w:val="FF0000"/>
+          <w:sz w:val="24"/>
           <w:lang w:val="uk-UA"/>
         </w:rPr>
         <w:t xml:space="preserve"> (Пс. 117), глас 1</w:t>
@@ -11113,6 +11127,7 @@
           <w:b/>
           <w:i/>
           <w:color w:val="FF0000"/>
+          <w:sz w:val="24"/>
           <w:lang w:val="uk-UA"/>
         </w:rPr>
         <w:t>Тропарі</w:t>
@@ -11400,6 +11415,7 @@
           <w:b/>
           <w:i/>
           <w:color w:val="FF0000"/>
+          <w:sz w:val="24"/>
           <w:lang w:val="uk-UA"/>
         </w:rPr>
         <w:t>Мала єктенія</w:t>
@@ -11721,6 +11737,7 @@
           <w:b/>
           <w:i/>
           <w:color w:val="FF0000"/>
+          <w:sz w:val="24"/>
           <w:lang w:val="uk-UA"/>
         </w:rPr>
         <w:t>Перший сідальний</w:t>
@@ -11872,6 +11889,7 @@
           <w:b/>
           <w:i/>
           <w:color w:val="FF0000"/>
+          <w:sz w:val="24"/>
           <w:lang w:val="uk-UA"/>
         </w:rPr>
         <w:t>Мала єктенія</w:t>
@@ -12193,6 +12211,7 @@
           <w:b/>
           <w:i/>
           <w:color w:val="FF0000"/>
+          <w:sz w:val="24"/>
           <w:lang w:val="uk-UA"/>
         </w:rPr>
         <w:t>Другий сідальний</w:t>
@@ -12305,6 +12324,7 @@
           <w:b/>
           <w:i/>
           <w:color w:val="FF0000"/>
+          <w:sz w:val="24"/>
           <w:lang w:val="uk-UA"/>
         </w:rPr>
         <w:t>Псалом 50</w:t>
@@ -13238,6 +13258,7 @@
           <w:b/>
           <w:i/>
           <w:color w:val="FF0000"/>
+          <w:sz w:val="24"/>
           <w:lang w:val="uk-UA"/>
         </w:rPr>
         <w:t>Мала єктенія</w:t>
@@ -14213,6 +14234,7 @@
           <w:b/>
           <w:i/>
           <w:color w:val="FF0000"/>
+          <w:sz w:val="24"/>
           <w:lang w:val="uk-UA"/>
         </w:rPr>
         <w:t>Мала єктенія</w:t>
@@ -15331,6 +15353,7 @@
           <w:b/>
           <w:i/>
           <w:color w:val="FF0000"/>
+          <w:sz w:val="24"/>
           <w:lang w:val="uk-UA"/>
         </w:rPr>
         <w:t>Пісня Богородиці</w:t>
@@ -15458,6 +15481,7 @@
           <w:b/>
           <w:i/>
           <w:color w:val="FF0000"/>
+          <w:sz w:val="24"/>
           <w:lang w:val="uk-UA"/>
         </w:rPr>
         <w:t>Пісня 9</w:t>
@@ -15743,6 +15767,7 @@
           <w:b/>
           <w:i/>
           <w:color w:val="FF0000"/>
+          <w:sz w:val="24"/>
           <w:lang w:val="uk-UA"/>
         </w:rPr>
         <w:t>Мала єктенія</w:t>
@@ -16774,6 +16799,7 @@
           <w:b/>
           <w:i/>
           <w:color w:val="FF0000"/>
+          <w:sz w:val="24"/>
           <w:lang w:val="uk-UA"/>
         </w:rPr>
         <w:t>Стихири</w:t>
@@ -17090,6 +17116,7 @@
           <w:b/>
           <w:i/>
           <w:color w:val="FF0000"/>
+          <w:sz w:val="24"/>
           <w:lang w:val="uk-UA"/>
         </w:rPr>
         <w:t>Велике славослов'я</w:t>
@@ -17697,6 +17724,7 @@
           <w:b/>
           <w:i/>
           <w:color w:val="FF0000"/>
+          <w:sz w:val="24"/>
           <w:lang w:val="uk-UA"/>
         </w:rPr>
         <w:t>Тропарі</w:t>
@@ -17780,6 +17808,7 @@
           <w:b/>
           <w:i/>
           <w:color w:val="FF0000"/>
+          <w:sz w:val="24"/>
           <w:lang w:val="uk-UA"/>
         </w:rPr>
         <w:t>Єктенія усильного благання</w:t>
@@ -18258,6 +18287,7 @@
           <w:b/>
           <w:i/>
           <w:color w:val="FF0000"/>
+          <w:sz w:val="24"/>
           <w:lang w:val="uk-UA"/>
         </w:rPr>
         <w:t>Прохальна єктенія</w:t>
